--- a/工作区/同步-数学选必1版式改版-0831/W-X1衔接1/X1工作副本.docx
+++ b/工作区/同步-数学选必1版式改版-0831/W-X1衔接1/X1工作副本.docx
@@ -9,6 +9,7 @@
         </w:pBdr>
         <w:shd w:val="clear" w:color="auto" w:fill="ADC2DA"/>
         <w:spacing w:before="0" w:after="0" w:line="410" w:lineRule="atLeast"/>
+        <w:jc w:val="left"/>
       </w:pPr>
       <w:r>
         <w:rPr>
@@ -133,6 +134,7 @@
         <w:pStyle w:val="Heading3"/>
         <w:shd w:val="clear" w:color="auto" w:fill="ADC2DA"/>
         <w:spacing w:before="0" w:after="0" w:line="410" w:lineRule="atLeast"/>
+        <w:jc w:val="left"/>
       </w:pPr>
       <w:r>
         <w:rPr>
@@ -518,7 +520,7 @@
         </w:rPr>
         <w:drawing>
           <wp:inline distT="0" distB="0" distL="0" distR="0" wp14:anchorId="6A5F900A" wp14:editId="6F25D274">
-            <wp:extent cx="2621063" cy="1729361"/>
+            <wp:extent cx="2458800" cy="1629670"/>
             <wp:effectExtent l="0" t="0" r="0" b="0"/>
             <wp:docPr id="100007" name="图片 100007" descr="@@@834b256e85474a66b13842734c447117"/>
             <wp:cNvGraphicFramePr>
@@ -542,7 +544,7 @@
                   <pic:spPr>
                     <a:xfrm>
                       <a:off x="0" y="0"/>
-                      <a:ext cx="2621063" cy="1729361"/>
+                      <a:ext cx="2458800" cy="1629670"/>
                     </a:xfrm>
                     <a:prstGeom prst="rect">
                       <a:avLst/>
@@ -761,7 +763,7 @@
         </w:rPr>
         <w:drawing>
           <wp:inline distT="0" distB="0" distL="0" distR="0" wp14:anchorId="1907B1E4" wp14:editId="57403425">
-            <wp:extent cx="1773789" cy="1839485"/>
+            <wp:extent cx="1663200" cy="1726070"/>
             <wp:effectExtent l="0" t="0" r="0" b="0"/>
             <wp:docPr id="100009" name="图片 100009" descr="@@@6717bef1bbe845d9b9e9e7e14f9a99c5"/>
             <wp:cNvGraphicFramePr>
@@ -785,7 +787,7 @@
                   <pic:spPr>
                     <a:xfrm>
                       <a:off x="0" y="0"/>
-                      <a:ext cx="1773789" cy="1839485"/>
+                      <a:ext cx="1663200" cy="1726070"/>
                     </a:xfrm>
                     <a:prstGeom prst="rect">
                       <a:avLst/>
@@ -832,7 +834,7 @@
         </w:rPr>
         <w:drawing>
           <wp:inline distT="0" distB="0" distL="0" distR="0" wp14:anchorId="551D51BF" wp14:editId="60D5F236">
-            <wp:extent cx="1761598" cy="1761598"/>
+            <wp:extent cx="1652400" cy="1663835"/>
             <wp:effectExtent l="0" t="0" r="0" b="0"/>
             <wp:docPr id="100011" name="图片 100011" descr="@@@0464980d062140a5b1e79884fc3e112d"/>
             <wp:cNvGraphicFramePr>
@@ -856,7 +858,7 @@
                   <pic:spPr>
                     <a:xfrm>
                       <a:off x="0" y="0"/>
-                      <a:ext cx="1761598" cy="1761598"/>
+                      <a:ext cx="1652400" cy="1663835"/>
                     </a:xfrm>
                     <a:prstGeom prst="rect">
                       <a:avLst/>
@@ -1177,7 +1179,7 @@
         </w:rPr>
         <w:drawing>
           <wp:inline distT="0" distB="0" distL="0" distR="0" wp14:anchorId="0AB9FC0E" wp14:editId="1C0750EC">
-            <wp:extent cx="2950220" cy="1568768"/>
+            <wp:extent cx="2764800" cy="1473798"/>
             <wp:effectExtent l="0" t="0" r="0" b="0"/>
             <wp:docPr id="100013" name="图片 100013" descr="@@@572db87b763145cb94b5d8d88d6dd812"/>
             <wp:cNvGraphicFramePr>
@@ -1201,7 +1203,7 @@
                   <pic:spPr>
                     <a:xfrm>
                       <a:off x="0" y="0"/>
-                      <a:ext cx="2950220" cy="1568768"/>
+                      <a:ext cx="2764800" cy="1473798"/>
                     </a:xfrm>
                     <a:prstGeom prst="rect">
                       <a:avLst/>
@@ -1732,7 +1734,7 @@
         <w:lastRenderedPageBreak/>
         <w:drawing>
           <wp:inline distT="0" distB="0" distL="0" distR="0" wp14:anchorId="5FB82B2D" wp14:editId="375D3517">
-            <wp:extent cx="1926176" cy="1379743"/>
+            <wp:extent cx="1807200" cy="1298210"/>
             <wp:effectExtent l="0" t="0" r="0" b="0"/>
             <wp:docPr id="100015" name="图片 100015" descr="@@@46abbb4a12524858a4707bf405196049"/>
             <wp:cNvGraphicFramePr>
@@ -1756,7 +1758,7 @@
                   <pic:spPr>
                     <a:xfrm>
                       <a:off x="0" y="0"/>
-                      <a:ext cx="1926176" cy="1379743"/>
+                      <a:ext cx="1807200" cy="1298210"/>
                     </a:xfrm>
                     <a:prstGeom prst="rect">
                       <a:avLst/>
@@ -2228,7 +2230,7 @@
         </w:rPr>
         <w:drawing>
           <wp:inline distT="0" distB="0" distL="0" distR="0" wp14:anchorId="0DCA81BC" wp14:editId="2CDFBCA0">
-            <wp:extent cx="2279715" cy="1300509"/>
+            <wp:extent cx="2034000" cy="1152963"/>
             <wp:effectExtent l="0" t="0" r="0" b="0"/>
             <wp:docPr id="100017" name="图片 100017" descr="@@@0228796bd21648f8b4f5b4d3d2ed5270"/>
             <wp:cNvGraphicFramePr>
@@ -2252,7 +2254,7 @@
                   <pic:spPr>
                     <a:xfrm>
                       <a:off x="0" y="0"/>
-                      <a:ext cx="2279715" cy="1300509"/>
+                      <a:ext cx="2034000" cy="1152963"/>
                     </a:xfrm>
                     <a:prstGeom prst="rect">
                       <a:avLst/>
@@ -2456,7 +2458,7 @@
         </w:rPr>
         <w:drawing>
           <wp:inline distT="0" distB="0" distL="0" distR="0" wp14:anchorId="1E5409DD" wp14:editId="190B1E8E">
-            <wp:extent cx="2870978" cy="1625735"/>
+            <wp:extent cx="2563200" cy="1447582"/>
             <wp:effectExtent l="0" t="0" r="0" b="0"/>
             <wp:docPr id="100019" name="图片 100019" descr="@@@214fc1ec56814fe4a97f9b0f23a8103b"/>
             <wp:cNvGraphicFramePr>
@@ -2480,7 +2482,7 @@
                   <pic:spPr>
                     <a:xfrm>
                       <a:off x="0" y="0"/>
-                      <a:ext cx="2870978" cy="1625735"/>
+                      <a:ext cx="2563200" cy="1447582"/>
                     </a:xfrm>
                     <a:prstGeom prst="rect">
                       <a:avLst/>
@@ -2497,6 +2499,7 @@
       <w:pPr>
         <w:shd w:val="clear" w:color="auto" w:fill="C6D4E3"/>
         <w:spacing w:before="0" w:after="0" w:line="410" w:lineRule="atLeast"/>
+        <w:jc w:val="left"/>
       </w:pPr>
       <w:r>
         <w:rPr>
@@ -2790,7 +2793,7 @@
         </w:rPr>
         <w:drawing>
           <wp:inline distT="0" distB="0" distL="0" distR="0" wp14:anchorId="5A9FFB0F" wp14:editId="466F679C">
-            <wp:extent cx="2102946" cy="1435544"/>
+            <wp:extent cx="1972800" cy="1343791"/>
             <wp:effectExtent l="0" t="0" r="0" b="0"/>
             <wp:docPr id="100023" name="图片 100023" descr="@@@45e56e6fe81d46c5857d131494ef309e"/>
             <wp:cNvGraphicFramePr>
@@ -2814,7 +2817,7 @@
                   <pic:spPr>
                     <a:xfrm>
                       <a:off x="0" y="0"/>
-                      <a:ext cx="2102946" cy="1435544"/>
+                      <a:ext cx="1972800" cy="1343791"/>
                     </a:xfrm>
                     <a:prstGeom prst="rect">
                       <a:avLst/>
@@ -3188,7 +3191,7 @@
         </w:rPr>
         <w:drawing>
           <wp:inline distT="0" distB="0" distL="0" distR="0" wp14:anchorId="3AE69A7F" wp14:editId="3BC1D746">
-            <wp:extent cx="2115137" cy="1476605"/>
+            <wp:extent cx="1890000" cy="1318098"/>
             <wp:effectExtent l="0" t="0" r="0" b="0"/>
             <wp:docPr id="100065" name="图片 100065" descr="@@@689f0ae7fea146e8ac95e51f0e0de5cf"/>
             <wp:cNvGraphicFramePr>
@@ -3212,7 +3215,7 @@
                   <pic:spPr>
                     <a:xfrm>
                       <a:off x="0" y="0"/>
-                      <a:ext cx="2115137" cy="1476605"/>
+                      <a:ext cx="1890000" cy="1318098"/>
                     </a:xfrm>
                     <a:prstGeom prst="rect">
                       <a:avLst/>
@@ -4284,7 +4287,7 @@
         <w:lastRenderedPageBreak/>
         <w:drawing>
           <wp:inline distT="0" distB="0" distL="0" distR="0" wp14:anchorId="166C69CE" wp14:editId="5823C15A">
-            <wp:extent cx="1773789" cy="901123"/>
+            <wp:extent cx="1770189" cy="900302"/>
             <wp:effectExtent l="0" t="0" r="0" b="0"/>
             <wp:docPr id="100025" name="图片 100025" descr="@@@2b49c8e22cc641a6afa5a8f890352d08"/>
             <wp:cNvGraphicFramePr>
@@ -4308,7 +4311,7 @@
                   <pic:spPr>
                     <a:xfrm>
                       <a:off x="0" y="0"/>
-                      <a:ext cx="1773789" cy="901123"/>
+                      <a:ext cx="1770189" cy="900302"/>
                     </a:xfrm>
                     <a:prstGeom prst="rect">
                       <a:avLst/>
@@ -5606,7 +5609,7 @@
         </w:rPr>
         <w:drawing>
           <wp:inline distT="0" distB="0" distL="0" distR="0" wp14:anchorId="6EBD7867" wp14:editId="75C0F808">
-            <wp:extent cx="4617000" cy="3196385"/>
+            <wp:extent cx="3956400" cy="2740489"/>
             <wp:effectExtent l="0" t="0" r="0" b="0"/>
             <wp:docPr id="100027" name="图片 100027" descr="@@@5ab6a5363d8c4e3ebd055ede4da39e44"/>
             <wp:cNvGraphicFramePr>
@@ -5630,7 +5633,7 @@
                   <pic:spPr>
                     <a:xfrm>
                       <a:off x="0" y="0"/>
-                      <a:ext cx="4617000" cy="3196385"/>
+                      <a:ext cx="3956400" cy="2740489"/>
                     </a:xfrm>
                     <a:prstGeom prst="rect">
                       <a:avLst/>
@@ -6195,7 +6198,7 @@
         </w:rPr>
         <w:drawing>
           <wp:inline distT="0" distB="0" distL="0" distR="0" wp14:anchorId="06F84B69" wp14:editId="7E71C266">
-            <wp:extent cx="4614840" cy="3196803"/>
+            <wp:extent cx="3956400" cy="2740489"/>
             <wp:effectExtent l="0" t="0" r="0" b="0"/>
             <wp:docPr id="100029" name="图片 100029" descr="@@@2462068cafbe43e89f4545d14643f29b"/>
             <wp:cNvGraphicFramePr>
@@ -6219,7 +6222,7 @@
                   <pic:spPr>
                     <a:xfrm>
                       <a:off x="0" y="0"/>
-                      <a:ext cx="4614840" cy="3196803"/>
+                      <a:ext cx="3956400" cy="2740489"/>
                     </a:xfrm>
                     <a:prstGeom prst="rect">
                       <a:avLst/>
@@ -6438,7 +6441,7 @@
         <w:lastRenderedPageBreak/>
         <w:drawing>
           <wp:inline distT="0" distB="0" distL="0" distR="0" wp14:anchorId="6D3BB94A" wp14:editId="27403E00">
-            <wp:extent cx="1935720" cy="1912538"/>
+            <wp:extent cx="2415600" cy="2390633"/>
             <wp:effectExtent l="0" t="0" r="0" b="0"/>
             <wp:docPr id="100031" name="图片 100031" descr="@@@71a2a6f0-fde3-474d-af12-10aae52d416e"/>
             <wp:cNvGraphicFramePr>
@@ -6462,7 +6465,7 @@
                   <pic:spPr>
                     <a:xfrm>
                       <a:off x="0" y="0"/>
-                      <a:ext cx="1935720" cy="1912538"/>
+                      <a:ext cx="2415600" cy="2390633"/>
                     </a:xfrm>
                     <a:prstGeom prst="rect">
                       <a:avLst/>
@@ -6784,7 +6787,7 @@
         </w:rPr>
         <w:drawing>
           <wp:inline distT="0" distB="0" distL="0" distR="0" wp14:anchorId="6697520D" wp14:editId="5633A492">
-            <wp:extent cx="1935000" cy="1911687"/>
+            <wp:extent cx="3272400" cy="3238577"/>
             <wp:effectExtent l="0" t="0" r="0" b="0"/>
             <wp:docPr id="100033" name="图片 100033" descr="@@@5dda58f3-d72b-4a14-be1f-e2e556ff0438"/>
             <wp:cNvGraphicFramePr>
@@ -6808,7 +6811,7 @@
                   <pic:spPr>
                     <a:xfrm>
                       <a:off x="0" y="0"/>
-                      <a:ext cx="1935000" cy="1911687"/>
+                      <a:ext cx="3272400" cy="3238577"/>
                     </a:xfrm>
                     <a:prstGeom prst="rect">
                       <a:avLst/>
@@ -7475,7 +7478,7 @@
         </w:rPr>
         <w:drawing>
           <wp:inline distT="0" distB="0" distL="0" distR="0" wp14:anchorId="163D6BCE" wp14:editId="4D5D6D7D">
-            <wp:extent cx="2276640" cy="2052708"/>
+            <wp:extent cx="2275200" cy="2053815"/>
             <wp:effectExtent l="0" t="0" r="0" b="0"/>
             <wp:docPr id="100035" name="图片 100035" descr="@@@1aaa4577-0639-4b30-8328-5643a32283f6"/>
             <wp:cNvGraphicFramePr>
@@ -7499,7 +7502,7 @@
                   <pic:spPr>
                     <a:xfrm>
                       <a:off x="0" y="0"/>
-                      <a:ext cx="2276640" cy="2052708"/>
+                      <a:ext cx="2275200" cy="2053815"/>
                     </a:xfrm>
                     <a:prstGeom prst="rect">
                       <a:avLst/>
@@ -8010,6 +8013,7 @@
       <w:pPr>
         <w:shd w:val="clear" w:color="auto" w:fill="C6D4E3"/>
         <w:spacing w:before="0" w:after="0" w:line="410" w:lineRule="atLeast"/>
+        <w:jc w:val="left"/>
       </w:pPr>
       <w:r>
         <w:rPr>
@@ -8312,7 +8316,7 @@
         </w:rPr>
         <w:drawing>
           <wp:inline distT="0" distB="0" distL="0" distR="0" wp14:anchorId="143E4255" wp14:editId="33837C43">
-            <wp:extent cx="2140560" cy="1216493"/>
+            <wp:extent cx="3427200" cy="1945795"/>
             <wp:effectExtent l="0" t="0" r="0" b="0"/>
             <wp:docPr id="100037" name="图片 100037" descr="@@@d8028864ac684c30b36f772a76a60e98"/>
             <wp:cNvGraphicFramePr>
@@ -8336,7 +8340,7 @@
                   <pic:spPr>
                     <a:xfrm>
                       <a:off x="0" y="0"/>
-                      <a:ext cx="2140560" cy="1216493"/>
+                      <a:ext cx="3427200" cy="1945795"/>
                     </a:xfrm>
                     <a:prstGeom prst="rect">
                       <a:avLst/>
@@ -9357,7 +9361,7 @@
         </w:rPr>
         <w:drawing>
           <wp:inline distT="0" distB="0" distL="0" distR="0" wp14:anchorId="5642F7D2" wp14:editId="622A1931">
-            <wp:extent cx="1907890" cy="990171"/>
+            <wp:extent cx="1789200" cy="931756"/>
             <wp:effectExtent l="0" t="0" r="0" b="0"/>
             <wp:docPr id="100039" name="图片 100039" descr="@@@7f1472488ef44e2aa19124e6d541fa51"/>
             <wp:cNvGraphicFramePr>
@@ -9381,7 +9385,7 @@
                   <pic:spPr>
                     <a:xfrm>
                       <a:off x="0" y="0"/>
-                      <a:ext cx="1907890" cy="990171"/>
+                      <a:ext cx="1789200" cy="931756"/>
                     </a:xfrm>
                     <a:prstGeom prst="rect">
                       <a:avLst/>
@@ -10809,7 +10813,7 @@
         </w:rPr>
         <w:drawing>
           <wp:inline distT="0" distB="0" distL="0" distR="0" wp14:anchorId="041547D8" wp14:editId="3F71D12E">
-            <wp:extent cx="1629720" cy="1029983"/>
+            <wp:extent cx="3045600" cy="1929241"/>
             <wp:effectExtent l="0" t="0" r="0" b="0"/>
             <wp:docPr id="100041" name="图片 100041" descr="@@@afd1e70b22364cd7848e7bc370e06ee3"/>
             <wp:cNvGraphicFramePr>
@@ -10833,7 +10837,7 @@
                   <pic:spPr>
                     <a:xfrm>
                       <a:off x="0" y="0"/>
-                      <a:ext cx="1629720" cy="1029983"/>
+                      <a:ext cx="3045600" cy="1929241"/>
                     </a:xfrm>
                     <a:prstGeom prst="rect">
                       <a:avLst/>
@@ -11033,7 +11037,7 @@
         </w:rPr>
         <w:drawing>
           <wp:inline distT="0" distB="0" distL="0" distR="0" wp14:anchorId="0C72B5E5" wp14:editId="27B8C00D">
-            <wp:extent cx="1916280" cy="1181268"/>
+            <wp:extent cx="1609200" cy="1000577"/>
             <wp:effectExtent l="0" t="0" r="0" b="0"/>
             <wp:docPr id="100043" name="图片 100043" descr="@@@a624c3ed5e124ae4b4227d1cf2c38433"/>
             <wp:cNvGraphicFramePr>
@@ -11057,7 +11061,7 @@
                   <pic:spPr>
                     <a:xfrm>
                       <a:off x="0" y="0"/>
-                      <a:ext cx="1916280" cy="1181268"/>
+                      <a:ext cx="1609200" cy="1000577"/>
                     </a:xfrm>
                     <a:prstGeom prst="rect">
                       <a:avLst/>
@@ -12009,7 +12013,7 @@
         </w:rPr>
         <w:drawing>
           <wp:inline distT="0" distB="0" distL="0" distR="0" wp14:anchorId="75AC6C7D" wp14:editId="72CAF955">
-            <wp:extent cx="1836720" cy="2439394"/>
+            <wp:extent cx="1476000" cy="1962044"/>
             <wp:effectExtent l="0" t="0" r="0" b="0"/>
             <wp:docPr id="100045" name="图片 100045" descr="@@@15819737-6aa9-4c81-ac40-9cf2e8d0f6a7"/>
             <wp:cNvGraphicFramePr>
@@ -12033,7 +12037,7 @@
                   <pic:spPr>
                     <a:xfrm>
                       <a:off x="0" y="0"/>
-                      <a:ext cx="1836720" cy="2439394"/>
+                      <a:ext cx="1476000" cy="1962044"/>
                     </a:xfrm>
                     <a:prstGeom prst="rect">
                       <a:avLst/>
@@ -12997,7 +13001,7 @@
         </w:rPr>
         <w:drawing>
           <wp:inline distT="0" distB="0" distL="0" distR="0" wp14:anchorId="6FCC30E1" wp14:editId="077C2373">
-            <wp:extent cx="1832040" cy="2424354"/>
+            <wp:extent cx="1472400" cy="1954861"/>
             <wp:effectExtent l="0" t="0" r="0" b="0"/>
             <wp:docPr id="100047" name="图片 100047" descr="@@@a0675394-4b52-4ce5-87e5-bab077f11459"/>
             <wp:cNvGraphicFramePr>
@@ -13021,7 +13025,7 @@
                   <pic:spPr>
                     <a:xfrm>
                       <a:off x="0" y="0"/>
-                      <a:ext cx="1832040" cy="2424354"/>
+                      <a:ext cx="1472400" cy="1954861"/>
                     </a:xfrm>
                     <a:prstGeom prst="rect">
                       <a:avLst/>
@@ -13801,7 +13805,7 @@
         </w:rPr>
         <w:drawing>
           <wp:inline distT="0" distB="0" distL="0" distR="0" wp14:anchorId="4068A20F" wp14:editId="091DE488">
-            <wp:extent cx="1834920" cy="1599002"/>
+            <wp:extent cx="3434400" cy="2984076"/>
             <wp:effectExtent l="0" t="0" r="0" b="0"/>
             <wp:docPr id="100049" name="图片 100049" descr="@@@a8ce4a0ee0d54fc790ce21c25257f43e"/>
             <wp:cNvGraphicFramePr>
@@ -13825,7 +13829,7 @@
                   <pic:spPr>
                     <a:xfrm>
                       <a:off x="0" y="0"/>
-                      <a:ext cx="1834920" cy="1599002"/>
+                      <a:ext cx="3434400" cy="2984076"/>
                     </a:xfrm>
                     <a:prstGeom prst="rect">
                       <a:avLst/>
@@ -14493,6 +14497,7 @@
       <w:pPr>
         <w:shd w:val="clear" w:color="auto" w:fill="C6D4E3"/>
         <w:spacing w:before="0" w:after="0" w:line="410" w:lineRule="atLeast"/>
+        <w:jc w:val="left"/>
       </w:pPr>
       <w:r>
         <w:rPr>
@@ -14666,7 +14671,7 @@
         </w:rPr>
         <w:drawing>
           <wp:inline distT="0" distB="0" distL="0" distR="0" wp14:anchorId="5AD4E908" wp14:editId="34FCB784">
-            <wp:extent cx="2279715" cy="1300607"/>
+            <wp:extent cx="2034000" cy="1152963"/>
             <wp:effectExtent l="0" t="0" r="0" b="0"/>
             <wp:docPr id="100051" name="图片 100051" descr="@@@9bc8fbcd9f274719982d158c4c132784"/>
             <wp:cNvGraphicFramePr>
@@ -14690,7 +14695,7 @@
                   <pic:spPr>
                     <a:xfrm>
                       <a:off x="0" y="0"/>
-                      <a:ext cx="2279715" cy="1300607"/>
+                      <a:ext cx="2034000" cy="1152963"/>
                     </a:xfrm>
                     <a:prstGeom prst="rect">
                       <a:avLst/>
@@ -15097,7 +15102,7 @@
         <w:lastRenderedPageBreak/>
         <w:drawing>
           <wp:inline distT="0" distB="0" distL="0" distR="0" wp14:anchorId="5E191419" wp14:editId="0324F86C">
-            <wp:extent cx="2535726" cy="1651170"/>
+            <wp:extent cx="2534400" cy="1644923"/>
             <wp:effectExtent l="0" t="0" r="0" b="0"/>
             <wp:docPr id="100075" name="图片 100075" descr="@@@a095bd61dc904203bce21ac3b740deb1"/>
             <wp:cNvGraphicFramePr>
@@ -15121,7 +15126,7 @@
                   <pic:spPr>
                     <a:xfrm>
                       <a:off x="0" y="0"/>
-                      <a:ext cx="2535726" cy="1651170"/>
+                      <a:ext cx="2534400" cy="1644923"/>
                     </a:xfrm>
                     <a:prstGeom prst="rect">
                       <a:avLst/>
@@ -15425,7 +15430,7 @@
         </w:rPr>
         <w:drawing>
           <wp:inline distT="0" distB="0" distL="0" distR="0" wp14:anchorId="3C5B0BF2" wp14:editId="0BE60C0D">
-            <wp:extent cx="2712495" cy="1486509"/>
+            <wp:extent cx="2710800" cy="1480280"/>
             <wp:effectExtent l="0" t="0" r="0" b="0"/>
             <wp:docPr id="100077" name="图片 100077" descr="@@@375fb5006269439f92c94d3eee862ef9"/>
             <wp:cNvGraphicFramePr>
@@ -15449,7 +15454,7 @@
                   <pic:spPr>
                     <a:xfrm>
                       <a:off x="0" y="0"/>
-                      <a:ext cx="2712495" cy="1486509"/>
+                      <a:ext cx="2710800" cy="1480280"/>
                     </a:xfrm>
                     <a:prstGeom prst="rect">
                       <a:avLst/>
@@ -15985,7 +15990,7 @@
         </w:rPr>
         <w:drawing>
           <wp:inline distT="0" distB="0" distL="0" distR="0" wp14:anchorId="1368FDA1" wp14:editId="3DD6D817">
-            <wp:extent cx="2066373" cy="863168"/>
+            <wp:extent cx="2062773" cy="857968"/>
             <wp:effectExtent l="0" t="0" r="0" b="0"/>
             <wp:docPr id="100053" name="图片 100053" descr="@@@57c79224d85a4a5fa99cd0d54df0869e"/>
             <wp:cNvGraphicFramePr>
@@ -16009,7 +16014,7 @@
                   <pic:spPr>
                     <a:xfrm>
                       <a:off x="0" y="0"/>
-                      <a:ext cx="2066373" cy="863168"/>
+                      <a:ext cx="2062773" cy="857968"/>
                     </a:xfrm>
                     <a:prstGeom prst="rect">
                       <a:avLst/>
@@ -16563,7 +16568,7 @@
         </w:rPr>
         <w:drawing>
           <wp:inline distT="0" distB="0" distL="0" distR="0" wp14:anchorId="762CB295" wp14:editId="2BCC023B">
-            <wp:extent cx="2870978" cy="1619526"/>
+            <wp:extent cx="2563200" cy="1447582"/>
             <wp:effectExtent l="0" t="0" r="0" b="0"/>
             <wp:docPr id="100055" name="图片 100055" descr="@@@0ab171f7a9bf43afa71d9e8d4d489b8e"/>
             <wp:cNvGraphicFramePr>
@@ -16587,7 +16592,7 @@
                   <pic:spPr>
                     <a:xfrm>
                       <a:off x="0" y="0"/>
-                      <a:ext cx="2870978" cy="1619526"/>
+                      <a:ext cx="2563200" cy="1447582"/>
                     </a:xfrm>
                     <a:prstGeom prst="rect">
                       <a:avLst/>
@@ -17028,7 +17033,7 @@
         </w:rPr>
         <w:drawing>
           <wp:inline distT="0" distB="0" distL="0" distR="0" wp14:anchorId="4C7E4DE6" wp14:editId="247F60CD">
-            <wp:extent cx="2870978" cy="1594988"/>
+            <wp:extent cx="2869200" cy="1602122"/>
             <wp:effectExtent l="0" t="0" r="0" b="0"/>
             <wp:docPr id="100057" name="图片 100057" descr="@@@97d8d5870c79447eb1f491d76de0900c"/>
             <wp:cNvGraphicFramePr>
@@ -17052,7 +17057,7 @@
                   <pic:spPr>
                     <a:xfrm>
                       <a:off x="0" y="0"/>
-                      <a:ext cx="2870978" cy="1594988"/>
+                      <a:ext cx="2869200" cy="1602122"/>
                     </a:xfrm>
                     <a:prstGeom prst="rect">
                       <a:avLst/>
@@ -17366,7 +17371,7 @@
         </w:rPr>
         <w:drawing>
           <wp:inline distT="0" distB="0" distL="0" distR="0" wp14:anchorId="45B14FB2" wp14:editId="3E4B347C">
-            <wp:extent cx="2350080" cy="1298446"/>
+            <wp:extent cx="2012400" cy="1115231"/>
             <wp:effectExtent l="0" t="0" r="0" b="0"/>
             <wp:docPr id="100059" name="图片 100059" descr="@@@56131ac2-f723-40d5-b28a-7bb5923db707"/>
             <wp:cNvGraphicFramePr>
@@ -17390,7 +17395,7 @@
                   <pic:spPr>
                     <a:xfrm>
                       <a:off x="0" y="0"/>
-                      <a:ext cx="2350080" cy="1298446"/>
+                      <a:ext cx="2012400" cy="1115231"/>
                     </a:xfrm>
                     <a:prstGeom prst="rect">
                       <a:avLst/>
@@ -17876,6 +17881,7 @@
         <w:pStyle w:val="Heading3"/>
         <w:shd w:val="clear" w:color="auto" w:fill="ADC2DA"/>
         <w:spacing w:before="0" w:after="0" w:line="410" w:lineRule="atLeast"/>
+        <w:jc w:val="left"/>
       </w:pPr>
       <w:r>
         <w:rPr>
@@ -18116,7 +18122,7 @@
         </w:rPr>
         <w:drawing>
           <wp:inline distT="0" distB="0" distL="0" distR="0" wp14:anchorId="66294433" wp14:editId="582A397C">
-            <wp:extent cx="2724686" cy="1565678"/>
+            <wp:extent cx="2433600" cy="1393740"/>
             <wp:effectExtent l="0" t="0" r="0" b="0"/>
             <wp:docPr id="1" name="图片 1" descr="@@@bb8052b6ebba4ab2addbdadf36d147b5"/>
             <wp:cNvGraphicFramePr>
@@ -18140,7 +18146,7 @@
                   <pic:spPr>
                     <a:xfrm>
                       <a:off x="0" y="0"/>
-                      <a:ext cx="2724686" cy="1565678"/>
+                      <a:ext cx="2433600" cy="1393740"/>
                     </a:xfrm>
                     <a:prstGeom prst="rect">
                       <a:avLst/>
@@ -18409,7 +18415,7 @@
         </w:rPr>
         <w:drawing>
           <wp:inline distT="0" distB="0" distL="0" distR="0" wp14:anchorId="66EC2588" wp14:editId="0C68CA4C">
-            <wp:extent cx="2657636" cy="1521400"/>
+            <wp:extent cx="2372400" cy="1360321"/>
             <wp:effectExtent l="0" t="0" r="0" b="0"/>
             <wp:docPr id="2" name="图片 2" descr="@@@557f39e5ca054a8caf73dec7de4825e5"/>
             <wp:cNvGraphicFramePr>
@@ -18433,7 +18439,7 @@
                   <pic:spPr>
                     <a:xfrm>
                       <a:off x="0" y="0"/>
-                      <a:ext cx="2657636" cy="1521400"/>
+                      <a:ext cx="2372400" cy="1360321"/>
                     </a:xfrm>
                     <a:prstGeom prst="rect">
                       <a:avLst/>
@@ -18592,7 +18598,7 @@
         </w:rPr>
         <w:drawing>
           <wp:inline distT="0" distB="0" distL="0" distR="0" wp14:anchorId="2B256AB3" wp14:editId="557B2B7E">
-            <wp:extent cx="3194039" cy="1762944"/>
+            <wp:extent cx="3193200" cy="1767229"/>
             <wp:effectExtent l="0" t="0" r="0" b="0"/>
             <wp:docPr id="3" name="图片 3" descr="@@@20d80dd05f864481b45add50fa8c4888"/>
             <wp:cNvGraphicFramePr>
@@ -18616,7 +18622,7 @@
                   <pic:spPr>
                     <a:xfrm>
                       <a:off x="0" y="0"/>
-                      <a:ext cx="3194039" cy="1762944"/>
+                      <a:ext cx="3193200" cy="1767229"/>
                     </a:xfrm>
                     <a:prstGeom prst="rect">
                       <a:avLst/>
@@ -18705,7 +18711,7 @@
         </w:rPr>
         <w:drawing>
           <wp:inline distT="0" distB="0" distL="0" distR="0" wp14:anchorId="71407223" wp14:editId="5067A219">
-            <wp:extent cx="2267280" cy="1486116"/>
+            <wp:extent cx="3052800" cy="2007991"/>
             <wp:effectExtent l="0" t="0" r="0" b="0"/>
             <wp:docPr id="4" name="图片 4" descr="@@@775d56703e6447b5a2b59aa94d2c1e39"/>
             <wp:cNvGraphicFramePr>
@@ -18729,7 +18735,7 @@
                   <pic:spPr>
                     <a:xfrm>
                       <a:off x="0" y="0"/>
-                      <a:ext cx="2267280" cy="1486116"/>
+                      <a:ext cx="3052800" cy="2007991"/>
                     </a:xfrm>
                     <a:prstGeom prst="rect">
                       <a:avLst/>
@@ -18797,7 +18803,7 @@
         </w:rPr>
         <w:drawing>
           <wp:inline distT="0" distB="0" distL="0" distR="0" wp14:anchorId="32C27CD0" wp14:editId="6A3B0855">
-            <wp:extent cx="6381984" cy="1483847"/>
+            <wp:extent cx="6378384" cy="1486462"/>
             <wp:effectExtent l="0" t="0" r="0" b="0"/>
             <wp:docPr id="5" name="图片 5" descr="@@@7914b09d5d30449fa8a90b02e3596808"/>
             <wp:cNvGraphicFramePr>
@@ -18821,7 +18827,7 @@
                   <pic:spPr>
                     <a:xfrm>
                       <a:off x="0" y="0"/>
-                      <a:ext cx="6381984" cy="1483847"/>
+                      <a:ext cx="6378384" cy="1486462"/>
                     </a:xfrm>
                     <a:prstGeom prst="rect">
                       <a:avLst/>
@@ -18911,7 +18917,7 @@
         <w:lastRenderedPageBreak/>
         <w:drawing>
           <wp:inline distT="0" distB="0" distL="0" distR="0" wp14:anchorId="75BB9DBC" wp14:editId="399F34FA">
-            <wp:extent cx="3120894" cy="1819035"/>
+            <wp:extent cx="3117294" cy="1814363"/>
             <wp:effectExtent l="0" t="0" r="0" b="0"/>
             <wp:docPr id="6" name="图片 6" descr="@@@ee6fc865f63d4a128c4fa3d9b9ef0c00"/>
             <wp:cNvGraphicFramePr>
@@ -18935,7 +18941,7 @@
                   <pic:spPr>
                     <a:xfrm>
                       <a:off x="0" y="0"/>
-                      <a:ext cx="3120894" cy="1819035"/>
+                      <a:ext cx="3117294" cy="1814363"/>
                     </a:xfrm>
                     <a:prstGeom prst="rect">
                       <a:avLst/>
@@ -19116,7 +19122,7 @@
         </w:rPr>
         <w:drawing>
           <wp:inline distT="0" distB="0" distL="0" distR="0" wp14:anchorId="2BC02214" wp14:editId="04E82925">
-            <wp:extent cx="2974602" cy="2677142"/>
+            <wp:extent cx="2973600" cy="2681115"/>
             <wp:effectExtent l="0" t="0" r="0" b="0"/>
             <wp:docPr id="7" name="图片 7" descr="@@@9c7a4338ba8444b1abb31c327e56ec05"/>
             <wp:cNvGraphicFramePr>
@@ -19140,7 +19146,7 @@
                   <pic:spPr>
                     <a:xfrm>
                       <a:off x="0" y="0"/>
-                      <a:ext cx="2974602" cy="2677142"/>
+                      <a:ext cx="2973600" cy="2681115"/>
                     </a:xfrm>
                     <a:prstGeom prst="rect">
                       <a:avLst/>
@@ -19312,6 +19318,7 @@
       <w:pPr>
         <w:shd w:val="clear" w:color="auto" w:fill="C6D4E3"/>
         <w:spacing w:before="0" w:after="0" w:line="410" w:lineRule="atLeast"/>
+        <w:jc w:val="left"/>
       </w:pPr>
       <w:r>
         <w:rPr>
@@ -19573,7 +19580,7 @@
         </w:rPr>
         <w:drawing>
           <wp:inline distT="0" distB="0" distL="0" distR="0" wp14:anchorId="597F15AE" wp14:editId="7B6F989D">
-            <wp:extent cx="2925838" cy="1736626"/>
+            <wp:extent cx="2922238" cy="1735079"/>
             <wp:effectExtent l="0" t="0" r="0" b="0"/>
             <wp:docPr id="8" name="图片 8" descr="@@@c581d998e8564530a64cdf270be6cf2f"/>
             <wp:cNvGraphicFramePr>
@@ -19597,7 +19604,7 @@
                   <pic:spPr>
                     <a:xfrm>
                       <a:off x="0" y="0"/>
-                      <a:ext cx="2925838" cy="1736626"/>
+                      <a:ext cx="2922238" cy="1735079"/>
                     </a:xfrm>
                     <a:prstGeom prst="rect">
                       <a:avLst/>
@@ -20533,7 +20540,7 @@
         </w:rPr>
         <w:drawing>
           <wp:inline distT="0" distB="0" distL="0" distR="0" wp14:anchorId="033EA82A" wp14:editId="15C600BE">
-            <wp:extent cx="2901456" cy="2015947"/>
+            <wp:extent cx="2897856" cy="2002930"/>
             <wp:effectExtent l="0" t="0" r="0" b="0"/>
             <wp:docPr id="9" name="图片 9" descr="@@@32ddae7717264f9f8af237e62703c1a6"/>
             <wp:cNvGraphicFramePr>
@@ -20557,7 +20564,7 @@
                   <pic:spPr>
                     <a:xfrm>
                       <a:off x="0" y="0"/>
-                      <a:ext cx="2901456" cy="2015947"/>
+                      <a:ext cx="2897856" cy="2002930"/>
                     </a:xfrm>
                     <a:prstGeom prst="rect">
                       <a:avLst/>
@@ -21692,7 +21699,7 @@
         </w:rPr>
         <w:drawing>
           <wp:inline distT="0" distB="0" distL="0" distR="0" wp14:anchorId="68173651" wp14:editId="5D8BA23B">
-            <wp:extent cx="6480000" cy="1862752"/>
+            <wp:extent cx="6228000" cy="1794377"/>
             <wp:effectExtent l="0" t="0" r="0" b="0"/>
             <wp:docPr id="10" name="图片 10" descr="@@@ff4806f7-09ed-4708-b581-171f96f09269"/>
             <wp:cNvGraphicFramePr>
@@ -21716,7 +21723,7 @@
                   <pic:spPr>
                     <a:xfrm>
                       <a:off x="0" y="0"/>
-                      <a:ext cx="6480000" cy="1862752"/>
+                      <a:ext cx="6228000" cy="1794377"/>
                     </a:xfrm>
                     <a:prstGeom prst="rect">
                       <a:avLst/>
@@ -22506,7 +22513,7 @@
         </w:rPr>
         <w:drawing>
           <wp:inline distT="0" distB="0" distL="0" distR="0" wp14:anchorId="50DBA559" wp14:editId="15632119">
-            <wp:extent cx="2403720" cy="2128064"/>
+            <wp:extent cx="1990800" cy="1764096"/>
             <wp:effectExtent l="0" t="0" r="0" b="0"/>
             <wp:docPr id="11" name="图片 11" descr="@@@aad5c365-54b3-4fbf-ad3b-a15f6ede8eae"/>
             <wp:cNvGraphicFramePr>
@@ -22530,7 +22537,7 @@
                   <pic:spPr>
                     <a:xfrm>
                       <a:off x="0" y="0"/>
-                      <a:ext cx="2403720" cy="2128064"/>
+                      <a:ext cx="1990800" cy="1764096"/>
                     </a:xfrm>
                     <a:prstGeom prst="rect">
                       <a:avLst/>
@@ -23072,7 +23079,7 @@
         </w:rPr>
         <w:drawing>
           <wp:inline distT="0" distB="0" distL="0" distR="0" wp14:anchorId="16F986CA" wp14:editId="7DB4AA87">
-            <wp:extent cx="3073320" cy="2167788"/>
+            <wp:extent cx="2631600" cy="1866113"/>
             <wp:effectExtent l="0" t="0" r="0" b="0"/>
             <wp:docPr id="12" name="图片 12" descr="@@@c6277d5d-a697-4746-8a77-dbe0fe7b0ed9"/>
             <wp:cNvGraphicFramePr>
@@ -23096,7 +23103,7 @@
                   <pic:spPr>
                     <a:xfrm>
                       <a:off x="0" y="0"/>
-                      <a:ext cx="3073320" cy="2167788"/>
+                      <a:ext cx="2631600" cy="1866113"/>
                     </a:xfrm>
                     <a:prstGeom prst="rect">
                       <a:avLst/>
@@ -23416,7 +23423,7 @@
         </w:rPr>
         <w:drawing>
           <wp:inline distT="0" distB="0" distL="0" distR="0" wp14:anchorId="16FEF142" wp14:editId="4D7A4053">
-            <wp:extent cx="3048120" cy="2177229"/>
+            <wp:extent cx="2613600" cy="1870667"/>
             <wp:effectExtent l="0" t="0" r="0" b="0"/>
             <wp:docPr id="13" name="图片 13" descr="@@@9befcd5d-f758-461c-a807-bad97be1d6b1"/>
             <wp:cNvGraphicFramePr>
@@ -23440,7 +23447,7 @@
                   <pic:spPr>
                     <a:xfrm>
                       <a:off x="0" y="0"/>
-                      <a:ext cx="3048120" cy="2177229"/>
+                      <a:ext cx="2613600" cy="1870667"/>
                     </a:xfrm>
                     <a:prstGeom prst="rect">
                       <a:avLst/>
@@ -24289,7 +24296,7 @@
         </w:rPr>
         <w:drawing>
           <wp:inline distT="0" distB="0" distL="0" distR="0" wp14:anchorId="660297B4" wp14:editId="0C82AF48">
-            <wp:extent cx="3097439" cy="1812331"/>
+            <wp:extent cx="2469600" cy="1447282"/>
             <wp:effectExtent l="0" t="0" r="0" b="0"/>
             <wp:docPr id="14" name="图片 14" descr="@@@0a6ebc0b-0e27-47a2-895f-c7e6f3e315e8"/>
             <wp:cNvGraphicFramePr>
@@ -24313,7 +24320,7 @@
                   <pic:spPr>
                     <a:xfrm>
                       <a:off x="0" y="0"/>
-                      <a:ext cx="3097439" cy="1812331"/>
+                      <a:ext cx="2469600" cy="1447282"/>
                     </a:xfrm>
                     <a:prstGeom prst="rect">
                       <a:avLst/>
@@ -24330,6 +24337,7 @@
       <w:pPr>
         <w:shd w:val="clear" w:color="auto" w:fill="C6D4E3"/>
         <w:spacing w:before="0" w:after="0" w:line="410" w:lineRule="atLeast"/>
+        <w:jc w:val="left"/>
       </w:pPr>
       <w:r>
         <w:rPr>
@@ -24481,7 +24489,7 @@
         </w:rPr>
         <w:drawing>
           <wp:inline distT="0" distB="0" distL="0" distR="0" wp14:anchorId="0C8B1D4C" wp14:editId="4FEFB2AB">
-            <wp:extent cx="2005418" cy="1418799"/>
+            <wp:extent cx="2005200" cy="1414001"/>
             <wp:effectExtent l="0" t="0" r="0" b="0"/>
             <wp:docPr id="15" name="图片 15" descr="@@@e765ac82e6ae408c9ff2a12b530d7102"/>
             <wp:cNvGraphicFramePr>
@@ -24505,7 +24513,7 @@
                   <pic:spPr>
                     <a:xfrm>
                       <a:off x="0" y="0"/>
-                      <a:ext cx="2005418" cy="1418799"/>
+                      <a:ext cx="2005200" cy="1414001"/>
                     </a:xfrm>
                     <a:prstGeom prst="rect">
                       <a:avLst/>
@@ -25836,7 +25844,7 @@
         <w:lastRenderedPageBreak/>
         <w:drawing>
           <wp:inline distT="0" distB="0" distL="0" distR="0" wp14:anchorId="39A61D98" wp14:editId="34CA1108">
-            <wp:extent cx="1548256" cy="1769435"/>
+            <wp:extent cx="1544656" cy="1769665"/>
             <wp:effectExtent l="0" t="0" r="0" b="0"/>
             <wp:docPr id="16" name="图片 16" descr="@@@ce40ef62305348458807e22f7b98cd36"/>
             <wp:cNvGraphicFramePr>
@@ -25860,7 +25868,7 @@
                   <pic:spPr>
                     <a:xfrm>
                       <a:off x="0" y="0"/>
-                      <a:ext cx="1548256" cy="1769435"/>
+                      <a:ext cx="1544656" cy="1769665"/>
                     </a:xfrm>
                     <a:prstGeom prst="rect">
                       <a:avLst/>
@@ -26363,7 +26371,7 @@
         </w:rPr>
         <w:drawing>
           <wp:inline distT="0" distB="0" distL="0" distR="0" wp14:anchorId="46FC3E51" wp14:editId="55EF7E2B">
-            <wp:extent cx="1523874" cy="1738779"/>
+            <wp:extent cx="1522800" cy="1723810"/>
             <wp:effectExtent l="0" t="0" r="0" b="0"/>
             <wp:docPr id="17" name="图片 17" descr="@@@acf3fc154c2842578c7bbe2b05bfe912"/>
             <wp:cNvGraphicFramePr>
@@ -26387,7 +26395,7 @@
                   <pic:spPr>
                     <a:xfrm>
                       <a:off x="0" y="0"/>
-                      <a:ext cx="1523874" cy="1738779"/>
+                      <a:ext cx="1522800" cy="1723810"/>
                     </a:xfrm>
                     <a:prstGeom prst="rect">
                       <a:avLst/>
@@ -27183,7 +27191,7 @@
         </w:rPr>
         <w:drawing>
           <wp:inline distT="0" distB="0" distL="0" distR="0" wp14:anchorId="5FC8222B" wp14:editId="1BD3B0B4">
-            <wp:extent cx="1529969" cy="1726119"/>
+            <wp:extent cx="1526370" cy="1714885"/>
             <wp:effectExtent l="0" t="0" r="0" b="0"/>
             <wp:docPr id="18" name="图片 18" descr="@@@4c6dff9f75f84fbe96998ae3c2f59cd1"/>
             <wp:cNvGraphicFramePr>
@@ -27207,7 +27215,7 @@
                   <pic:spPr>
                     <a:xfrm>
                       <a:off x="0" y="0"/>
-                      <a:ext cx="1529969" cy="1726119"/>
+                      <a:ext cx="1526370" cy="1714885"/>
                     </a:xfrm>
                     <a:prstGeom prst="rect">
                       <a:avLst/>
@@ -27430,7 +27438,7 @@
         </w:rPr>
         <w:drawing>
           <wp:inline distT="0" distB="0" distL="0" distR="0" wp14:anchorId="232E9E24" wp14:editId="4E75A01F">
-            <wp:extent cx="2206569" cy="2061612"/>
+            <wp:extent cx="1969200" cy="1844085"/>
             <wp:effectExtent l="0" t="0" r="0" b="0"/>
             <wp:docPr id="19" name="图片 19" descr="@@@56ab3e3cd0744dc98deae3b986b76ae8"/>
             <wp:cNvGraphicFramePr>
@@ -27454,7 +27462,7 @@
                   <pic:spPr>
                     <a:xfrm>
                       <a:off x="0" y="0"/>
-                      <a:ext cx="2206569" cy="2061612"/>
+                      <a:ext cx="1969200" cy="1844085"/>
                     </a:xfrm>
                     <a:prstGeom prst="rect">
                       <a:avLst/>
@@ -27921,7 +27929,7 @@
         </w:rPr>
         <w:drawing>
           <wp:inline distT="0" distB="0" distL="0" distR="0" wp14:anchorId="118CA553" wp14:editId="5BAF0F62">
-            <wp:extent cx="2077920" cy="2038714"/>
+            <wp:extent cx="2202970" cy="2178627"/>
             <wp:effectExtent l="0" t="0" r="0" b="0"/>
             <wp:docPr id="20" name="图片 20" descr="@@@08ba86e54f754ef3beeefcee60e84784"/>
             <wp:cNvGraphicFramePr>
@@ -27945,7 +27953,7 @@
                   <pic:spPr>
                     <a:xfrm>
                       <a:off x="0" y="0"/>
-                      <a:ext cx="2077920" cy="2038714"/>
+                      <a:ext cx="2202970" cy="2178627"/>
                     </a:xfrm>
                     <a:prstGeom prst="rect">
                       <a:avLst/>
@@ -30032,7 +30040,7 @@
         </w:rPr>
         <w:drawing>
           <wp:inline distT="0" distB="0" distL="0" distR="0" wp14:anchorId="65EDFF36" wp14:editId="7664A7EF">
-            <wp:extent cx="952500" cy="1314450"/>
+            <wp:extent cx="615600" cy="841117"/>
             <wp:effectExtent l="0" t="0" r="0" b="0"/>
             <wp:docPr id="21" name="图片 21" descr="@@@0479a531ce3b46cf8c8e02126e2eafab"/>
             <wp:cNvGraphicFramePr>
@@ -30056,7 +30064,7 @@
                   <pic:spPr>
                     <a:xfrm>
                       <a:off x="0" y="0"/>
-                      <a:ext cx="952500" cy="1314450"/>
+                      <a:ext cx="615600" cy="841117"/>
                     </a:xfrm>
                     <a:prstGeom prst="rect">
                       <a:avLst/>
@@ -30773,7 +30781,7 @@
         </w:rPr>
         <w:drawing>
           <wp:inline distT="0" distB="0" distL="0" distR="0" wp14:anchorId="0E8B7C8E" wp14:editId="18360976">
-            <wp:extent cx="2450389" cy="1698799"/>
+            <wp:extent cx="2446789" cy="1698145"/>
             <wp:effectExtent l="0" t="0" r="0" b="0"/>
             <wp:docPr id="22" name="图片 22" descr="@@@b07398299f2e4b3fbd810c102933e7b2"/>
             <wp:cNvGraphicFramePr>
@@ -30797,7 +30805,7 @@
                   <pic:spPr>
                     <a:xfrm>
                       <a:off x="0" y="0"/>
-                      <a:ext cx="2450389" cy="1698799"/>
+                      <a:ext cx="2446789" cy="1698145"/>
                     </a:xfrm>
                     <a:prstGeom prst="rect">
                       <a:avLst/>
@@ -31683,7 +31691,7 @@
         </w:rPr>
         <w:drawing>
           <wp:inline distT="0" distB="0" distL="0" distR="0" wp14:anchorId="6C15BE58" wp14:editId="193424F1">
-            <wp:extent cx="3296160" cy="2587175"/>
+            <wp:extent cx="4125600" cy="3239231"/>
             <wp:effectExtent l="0" t="0" r="0" b="0"/>
             <wp:docPr id="23" name="图片 23" descr="@@@6244bf629bf646dfb285a57a65f29c85"/>
             <wp:cNvGraphicFramePr>
@@ -31707,7 +31715,7 @@
                   <pic:spPr>
                     <a:xfrm>
                       <a:off x="0" y="0"/>
-                      <a:ext cx="3296160" cy="2587175"/>
+                      <a:ext cx="4125600" cy="3239231"/>
                     </a:xfrm>
                     <a:prstGeom prst="rect">
                       <a:avLst/>
@@ -31892,7 +31900,7 @@
         </w:rPr>
         <w:drawing>
           <wp:inline distT="0" distB="0" distL="0" distR="0" wp14:anchorId="0079E57B" wp14:editId="5F654E70">
-            <wp:extent cx="2719080" cy="1538601"/>
+            <wp:extent cx="2289600" cy="1306011"/>
             <wp:effectExtent l="0" t="0" r="0" b="0"/>
             <wp:docPr id="24" name="图片 24" descr="@@@b129ab97-afb4-4c43-a89a-2689ca060d7b"/>
             <wp:cNvGraphicFramePr>
@@ -31916,7 +31924,7 @@
                   <pic:spPr>
                     <a:xfrm>
                       <a:off x="0" y="0"/>
-                      <a:ext cx="2719080" cy="1538601"/>
+                      <a:ext cx="2289600" cy="1306011"/>
                     </a:xfrm>
                     <a:prstGeom prst="rect">
                       <a:avLst/>
@@ -32471,7 +32479,7 @@
         </w:rPr>
         <w:drawing>
           <wp:inline distT="0" distB="0" distL="0" distR="0" wp14:anchorId="4C7F05B7" wp14:editId="400B196B">
-            <wp:extent cx="2719080" cy="1538601"/>
+            <wp:extent cx="2289600" cy="1306011"/>
             <wp:effectExtent l="0" t="0" r="0" b="0"/>
             <wp:docPr id="25" name="图片 25" descr="@@@2655f1ca-1afd-43cf-a8c6-f7c8e3371641"/>
             <wp:cNvGraphicFramePr>
@@ -32495,7 +32503,7 @@
                   <pic:spPr>
                     <a:xfrm>
                       <a:off x="0" y="0"/>
-                      <a:ext cx="2719080" cy="1538601"/>
+                      <a:ext cx="2289600" cy="1306011"/>
                     </a:xfrm>
                     <a:prstGeom prst="rect">
                       <a:avLst/>
@@ -32661,7 +32669,7 @@
         </w:rPr>
         <w:drawing>
           <wp:inline distT="0" distB="0" distL="0" distR="0" wp14:anchorId="04DAF2D8" wp14:editId="5EA2FB32">
-            <wp:extent cx="2267524" cy="1590651"/>
+            <wp:extent cx="2263925" cy="1588399"/>
             <wp:effectExtent l="0" t="0" r="0" b="0"/>
             <wp:docPr id="26" name="图片 26" descr="@@@6bb8610b158b407181f21b7a5f288de2"/>
             <wp:cNvGraphicFramePr>
@@ -32685,7 +32693,7 @@
                   <pic:spPr>
                     <a:xfrm>
                       <a:off x="0" y="0"/>
-                      <a:ext cx="2267524" cy="1590651"/>
+                      <a:ext cx="2263925" cy="1588399"/>
                     </a:xfrm>
                     <a:prstGeom prst="rect">
                       <a:avLst/>
@@ -33013,7 +33021,7 @@
         <w:lastRenderedPageBreak/>
         <w:drawing>
           <wp:inline distT="0" distB="0" distL="0" distR="0" wp14:anchorId="2D8B85E1" wp14:editId="5C9BE4F9">
-            <wp:extent cx="2230560" cy="2172997"/>
+            <wp:extent cx="1778400" cy="1734241"/>
             <wp:effectExtent l="0" t="0" r="0" b="0"/>
             <wp:docPr id="100061" name="图片 100061" descr="@@@fcea4581-d1a6-4587-917c-a16ae3755db6"/>
             <wp:cNvGraphicFramePr>
@@ -33037,7 +33045,7 @@
                   <pic:spPr>
                     <a:xfrm>
                       <a:off x="0" y="0"/>
-                      <a:ext cx="2230560" cy="2172997"/>
+                      <a:ext cx="1778400" cy="1734241"/>
                     </a:xfrm>
                     <a:prstGeom prst="rect">
                       <a:avLst/>
@@ -34033,7 +34041,7 @@
         </w:rPr>
         <w:drawing>
           <wp:inline distT="0" distB="0" distL="0" distR="0" wp14:anchorId="63AC154C" wp14:editId="5BB9F394">
-            <wp:extent cx="5876058" cy="5982252"/>
+            <wp:extent cx="4320000" cy="4409627"/>
             <wp:effectExtent l="0" t="0" r="0" b="0"/>
             <wp:docPr id="100063" name="图片 100063" descr="@@@f460cdd7-4b09-437d-9d57-d31abd4373ee"/>
             <wp:cNvGraphicFramePr>
@@ -34057,7 +34065,7 @@
                   <pic:spPr>
                     <a:xfrm>
                       <a:off x="0" y="0"/>
-                      <a:ext cx="5876058" cy="5982252"/>
+                      <a:ext cx="4320000" cy="4409627"/>
                     </a:xfrm>
                     <a:prstGeom prst="rect">
                       <a:avLst/>
